--- a/Books/Stories/ThePrincessInTheClouds/Nottes_ThePrincessInTheClouds.docx
+++ b/Books/Stories/ThePrincessInTheClouds/Nottes_ThePrincessInTheClouds.docx
@@ -2612,7 +2612,10 @@
           </w:p>
           <w:p>
             <w:r>
-              <w:t>Hair: light-green</w:t>
+              <w:t xml:space="preserve">Hair: </w:t>
+            </w:r>
+            <w:r>
+              <w:t>azure-blue</w:t>
             </w:r>
           </w:p>
           <w:p>
@@ -2913,9 +2916,14 @@
             <w:shd w:val="clear" w:color="auto" w:fill="00B0F0"/>
           </w:tcPr>
           <w:p>
-            <w:r>
-              <w:t>Amy Roster</w:t>
-            </w:r>
+            <w:proofErr w:type="spellStart"/>
+            <w:r>
+              <w:t>Amarah</w:t>
+            </w:r>
+            <w:r>
+              <w:t>Roster</w:t>
+            </w:r>
+            <w:proofErr w:type="spellEnd"/>
           </w:p>
         </w:tc>
         <w:tc>
@@ -2940,7 +2948,10 @@
           </w:p>
           <w:p>
             <w:r>
-              <w:t>Hair: sky blue</w:t>
+              <w:t xml:space="preserve">Hair: </w:t>
+            </w:r>
+            <w:r>
+              <w:t>aquamarine-blue</w:t>
             </w:r>
           </w:p>
           <w:p>
@@ -20106,7 +20117,7 @@
 </file>
 
 <file path=customXml/itemProps1.xml><?xml version="1.0" encoding="utf-8"?>
-<ds:datastoreItem xmlns:ds="http://schemas.openxmlformats.org/officeDocument/2006/customXml" ds:itemID="{D659DE21-A6C2-449E-969C-685EDE57B85D}">
+<ds:datastoreItem xmlns:ds="http://schemas.openxmlformats.org/officeDocument/2006/customXml" ds:itemID="{4CC72278-9FA4-471D-868B-2696E915C62E}">
   <ds:schemaRefs>
     <ds:schemaRef ds:uri="http://schemas.openxmlformats.org/officeDocument/2006/bibliography"/>
   </ds:schemaRefs>

--- a/Books/Stories/ThePrincessInTheClouds/Nottes_ThePrincessInTheClouds.docx
+++ b/Books/Stories/ThePrincessInTheClouds/Nottes_ThePrincessInTheClouds.docx
@@ -54,18 +54,6 @@
         <w:t>1.6</w:t>
       </w:r>
     </w:p>
-    <w:p/>
-    <w:p/>
-    <w:p>
-      <w:r>
-        <w:t>==</w:t>
-      </w:r>
-    </w:p>
-    <w:p>
-      <w:r>
-        <w:t>Luke couldn’t tolerate looking at himself in the mirror when he showered. Looking at the team was nightmarish.</w:t>
-      </w:r>
-    </w:p>
     <w:p>
       <w:pPr>
         <w:jc w:val="center"/>
@@ -78,7 +66,7 @@
           <wp:inline distT="0" distB="0" distL="0" distR="0">
             <wp:extent cx="292972" cy="113169"/>
             <wp:effectExtent l="19050" t="0" r="0" b="0"/>
-            <wp:docPr id="1" name="Picture 3" descr="C:\Users\Burgess\AppData\Local\Microsoft\Windows\Temporary Internet Files\Content.IE5\0LM9LILP\MC900065312[1].wmf"/>
+            <wp:docPr id="3" name="Picture 3" descr="C:\Users\Burgess\AppData\Local\Microsoft\Windows\Temporary Internet Files\Content.IE5\0LM9LILP\MC900065312[1].wmf"/>
             <wp:cNvGraphicFramePr>
               <a:graphicFrameLocks xmlns:a="http://schemas.openxmlformats.org/drawingml/2006/main" noChangeAspect="1"/>
             </wp:cNvGraphicFramePr>
@@ -121,6 +109,31 @@
         </w:drawing>
       </w:r>
     </w:p>
+    <w:p>
+      <w:r>
+        <w:rPr>
+          <w:sz w:val="31"/>
+          <w:szCs w:val="31"/>
+        </w:rPr>
+        <w:t>&lt;&lt;&lt;&lt;&lt;--&gt;&gt;&gt;&gt;&gt;</w:t>
+      </w:r>
+    </w:p>
+    <w:p/>
+    <w:p>
+      <w:r>
+        <w:t>==</w:t>
+      </w:r>
+    </w:p>
+    <w:p>
+      <w:r>
+        <w:t>Luke couldn’t tolerate looking at himself in the mirror when he showered. Looking at the team was nightmarish.</w:t>
+      </w:r>
+    </w:p>
+    <w:p>
+      <w:pPr>
+        <w:jc w:val="center"/>
+      </w:pPr>
+    </w:p>
     <w:p/>
     <w:p>
       <w:pPr>
@@ -133,7 +146,6 @@
         <w:rPr>
           <w:u w:val="single"/>
         </w:rPr>
-        <w:lastRenderedPageBreak/>
         <w:t xml:space="preserve">Welcome </w:t>
       </w:r>
       <w:r>
@@ -532,7 +544,6 @@
         </w:numPr>
       </w:pPr>
       <w:r>
-        <w:lastRenderedPageBreak/>
         <w:t>Orange</w:t>
       </w:r>
     </w:p>
@@ -2916,14 +2927,15 @@
             <w:shd w:val="clear" w:color="auto" w:fill="00B0F0"/>
           </w:tcPr>
           <w:p>
-            <w:proofErr w:type="spellStart"/>
             <w:r>
               <w:t>Amarah</w:t>
             </w:r>
             <w:r>
+              <w:t xml:space="preserve"> </w:t>
+            </w:r>
+            <w:r>
               <w:t>Roster</w:t>
             </w:r>
-            <w:proofErr w:type="spellEnd"/>
           </w:p>
         </w:tc>
         <w:tc>
@@ -20117,7 +20129,7 @@
 </file>
 
 <file path=customXml/itemProps1.xml><?xml version="1.0" encoding="utf-8"?>
-<ds:datastoreItem xmlns:ds="http://schemas.openxmlformats.org/officeDocument/2006/customXml" ds:itemID="{4CC72278-9FA4-471D-868B-2696E915C62E}">
+<ds:datastoreItem xmlns:ds="http://schemas.openxmlformats.org/officeDocument/2006/customXml" ds:itemID="{AF64BA93-4E00-4FB2-8F32-3FA04B96EEA4}">
   <ds:schemaRefs>
     <ds:schemaRef ds:uri="http://schemas.openxmlformats.org/officeDocument/2006/bibliography"/>
   </ds:schemaRefs>

--- a/Books/Stories/ThePrincessInTheClouds/Nottes_ThePrincessInTheClouds.docx
+++ b/Books/Stories/ThePrincessInTheClouds/Nottes_ThePrincessInTheClouds.docx
@@ -118,7 +118,38 @@
         <w:t>&lt;&lt;&lt;&lt;&lt;--&gt;&gt;&gt;&gt;&gt;</w:t>
       </w:r>
     </w:p>
-    <w:p/>
+    <w:p>
+      <w:r>
+        <w:rPr>
+          <w:rFonts w:ascii="MS Gothic" w:eastAsia="MS Gothic" w:hAnsi="MS Gothic" w:cs="MS Gothic" w:hint="eastAsia"/>
+        </w:rPr>
+        <w:t>━━━━━━━━━━━━</w:t>
+      </w:r>
+      <w:r>
+        <w:rPr>
+          <w:rFonts w:ascii="Calibri" w:hAnsi="Calibri" w:cs="Calibri"/>
+        </w:rPr>
+        <w:t xml:space="preserve"> ◦ </w:t>
+      </w:r>
+      <w:r>
+        <w:rPr>
+          <w:rFonts w:ascii="MS Gothic" w:eastAsia="MS Gothic" w:hAnsi="MS Gothic" w:cs="MS Gothic" w:hint="eastAsia"/>
+        </w:rPr>
+        <w:t>❖</w:t>
+      </w:r>
+      <w:r>
+        <w:rPr>
+          <w:rFonts w:ascii="Calibri" w:hAnsi="Calibri" w:cs="Calibri"/>
+        </w:rPr>
+        <w:t xml:space="preserve"> ◦ </w:t>
+      </w:r>
+      <w:r>
+        <w:rPr>
+          <w:rFonts w:ascii="MS Gothic" w:eastAsia="MS Gothic" w:hAnsi="MS Gothic" w:cs="MS Gothic" w:hint="eastAsia"/>
+        </w:rPr>
+        <w:t>━━━━━━━━━━━━</w:t>
+      </w:r>
+    </w:p>
     <w:p>
       <w:r>
         <w:t>==</w:t>
@@ -515,6 +546,7 @@
         </w:numPr>
       </w:pPr>
       <w:r>
+        <w:lastRenderedPageBreak/>
         <w:t>White,</w:t>
       </w:r>
     </w:p>
@@ -20129,7 +20161,7 @@
 </file>
 
 <file path=customXml/itemProps1.xml><?xml version="1.0" encoding="utf-8"?>
-<ds:datastoreItem xmlns:ds="http://schemas.openxmlformats.org/officeDocument/2006/customXml" ds:itemID="{AF64BA93-4E00-4FB2-8F32-3FA04B96EEA4}">
+<ds:datastoreItem xmlns:ds="http://schemas.openxmlformats.org/officeDocument/2006/customXml" ds:itemID="{439B060A-1739-41D2-AF00-264C47627EDB}">
   <ds:schemaRefs>
     <ds:schemaRef ds:uri="http://schemas.openxmlformats.org/officeDocument/2006/bibliography"/>
   </ds:schemaRefs>

--- a/Books/Stories/ThePrincessInTheClouds/Nottes_ThePrincessInTheClouds.docx
+++ b/Books/Stories/ThePrincessInTheClouds/Nottes_ThePrincessInTheClouds.docx
@@ -161,9 +161,14 @@
       </w:r>
     </w:p>
     <w:p>
-      <w:pPr>
-        <w:jc w:val="center"/>
-      </w:pPr>
+      <w:r>
+        <w:lastRenderedPageBreak/>
+        <w:t>Languages:</w:t>
+      </w:r>
+      <w:r>
+        <w:tab/>
+        <w:t>Common and Divan</w:t>
+      </w:r>
     </w:p>
     <w:p/>
     <w:p>
@@ -20161,7 +20166,7 @@
 </file>
 
 <file path=customXml/itemProps1.xml><?xml version="1.0" encoding="utf-8"?>
-<ds:datastoreItem xmlns:ds="http://schemas.openxmlformats.org/officeDocument/2006/customXml" ds:itemID="{439B060A-1739-41D2-AF00-264C47627EDB}">
+<ds:datastoreItem xmlns:ds="http://schemas.openxmlformats.org/officeDocument/2006/customXml" ds:itemID="{DE4554E5-3CB3-4CBE-A4BE-D5344552A23E}">
   <ds:schemaRefs>
     <ds:schemaRef ds:uri="http://schemas.openxmlformats.org/officeDocument/2006/bibliography"/>
   </ds:schemaRefs>

--- a/Books/Stories/ThePrincessInTheClouds/Nottes_ThePrincessInTheClouds.docx
+++ b/Books/Stories/ThePrincessInTheClouds/Nottes_ThePrincessInTheClouds.docx
@@ -649,8 +649,8 @@
         <w:gridCol w:w="419"/>
         <w:gridCol w:w="1584"/>
         <w:gridCol w:w="2904"/>
-        <w:gridCol w:w="2543"/>
-        <w:gridCol w:w="2967"/>
+        <w:gridCol w:w="1722"/>
+        <w:gridCol w:w="3788"/>
         <w:gridCol w:w="1319"/>
       </w:tblGrid>
       <w:tr>
@@ -743,7 +743,7 @@
         </w:tc>
         <w:tc>
           <w:tcPr>
-            <w:tcW w:w="2543" w:type="dxa"/>
+            <w:tcW w:w="1722" w:type="dxa"/>
             <w:vMerge w:val="restart"/>
           </w:tcPr>
           <w:p>
@@ -756,7 +756,8 @@
         </w:tc>
         <w:tc>
           <w:tcPr>
-            <w:tcW w:w="2967" w:type="dxa"/>
+            <w:tcW w:w="3788" w:type="dxa"/>
+            <w:shd w:val="clear" w:color="auto" w:fill="00B0F0"/>
           </w:tcPr>
           <w:p>
             <w:pPr>
@@ -820,7 +821,7 @@
         </w:tc>
         <w:tc>
           <w:tcPr>
-            <w:tcW w:w="2543" w:type="dxa"/>
+            <w:tcW w:w="1722" w:type="dxa"/>
             <w:vMerge/>
           </w:tcPr>
           <w:p>
@@ -833,7 +834,8 @@
         </w:tc>
         <w:tc>
           <w:tcPr>
-            <w:tcW w:w="2967" w:type="dxa"/>
+            <w:tcW w:w="3788" w:type="dxa"/>
+            <w:shd w:val="clear" w:color="auto" w:fill="FFC000"/>
           </w:tcPr>
           <w:p>
             <w:pPr>
@@ -897,7 +899,7 @@
         </w:tc>
         <w:tc>
           <w:tcPr>
-            <w:tcW w:w="2543" w:type="dxa"/>
+            <w:tcW w:w="1722" w:type="dxa"/>
             <w:vMerge/>
           </w:tcPr>
           <w:p>
@@ -910,7 +912,8 @@
         </w:tc>
         <w:tc>
           <w:tcPr>
-            <w:tcW w:w="2967" w:type="dxa"/>
+            <w:tcW w:w="3788" w:type="dxa"/>
+            <w:shd w:val="clear" w:color="auto" w:fill="FFC000"/>
           </w:tcPr>
           <w:p>
             <w:pPr>
@@ -974,7 +977,7 @@
         </w:tc>
         <w:tc>
           <w:tcPr>
-            <w:tcW w:w="2543" w:type="dxa"/>
+            <w:tcW w:w="1722" w:type="dxa"/>
             <w:vMerge/>
           </w:tcPr>
           <w:p>
@@ -987,7 +990,7 @@
         </w:tc>
         <w:tc>
           <w:tcPr>
-            <w:tcW w:w="2967" w:type="dxa"/>
+            <w:tcW w:w="3788" w:type="dxa"/>
           </w:tcPr>
           <w:p>
             <w:pPr>
@@ -1045,7 +1048,7 @@
         </w:tc>
         <w:tc>
           <w:tcPr>
-            <w:tcW w:w="2543" w:type="dxa"/>
+            <w:tcW w:w="1722" w:type="dxa"/>
             <w:vMerge/>
           </w:tcPr>
           <w:p>
@@ -1058,7 +1061,8 @@
         </w:tc>
         <w:tc>
           <w:tcPr>
-            <w:tcW w:w="2967" w:type="dxa"/>
+            <w:tcW w:w="3788" w:type="dxa"/>
+            <w:shd w:val="clear" w:color="auto" w:fill="FFC000"/>
           </w:tcPr>
           <w:p>
             <w:pPr>
@@ -1128,7 +1132,7 @@
         </w:tc>
         <w:tc>
           <w:tcPr>
-            <w:tcW w:w="2543" w:type="dxa"/>
+            <w:tcW w:w="1722" w:type="dxa"/>
             <w:vMerge/>
           </w:tcPr>
           <w:p>
@@ -1141,7 +1145,8 @@
         </w:tc>
         <w:tc>
           <w:tcPr>
-            <w:tcW w:w="2967" w:type="dxa"/>
+            <w:tcW w:w="3788" w:type="dxa"/>
+            <w:shd w:val="clear" w:color="auto" w:fill="00B0F0"/>
           </w:tcPr>
           <w:p>
             <w:pPr>
@@ -1205,7 +1210,7 @@
         </w:tc>
         <w:tc>
           <w:tcPr>
-            <w:tcW w:w="2543" w:type="dxa"/>
+            <w:tcW w:w="1722" w:type="dxa"/>
             <w:vMerge/>
           </w:tcPr>
           <w:p>
@@ -1218,7 +1223,8 @@
         </w:tc>
         <w:tc>
           <w:tcPr>
-            <w:tcW w:w="2967" w:type="dxa"/>
+            <w:tcW w:w="3788" w:type="dxa"/>
+            <w:shd w:val="clear" w:color="auto" w:fill="00B0F0"/>
           </w:tcPr>
           <w:p>
             <w:pPr>
@@ -1282,7 +1288,7 @@
         </w:tc>
         <w:tc>
           <w:tcPr>
-            <w:tcW w:w="2543" w:type="dxa"/>
+            <w:tcW w:w="1722" w:type="dxa"/>
             <w:vMerge/>
           </w:tcPr>
           <w:p>
@@ -1295,7 +1301,7 @@
         </w:tc>
         <w:tc>
           <w:tcPr>
-            <w:tcW w:w="2967" w:type="dxa"/>
+            <w:tcW w:w="3788" w:type="dxa"/>
           </w:tcPr>
           <w:p>
             <w:pPr>
@@ -1353,7 +1359,7 @@
         </w:tc>
         <w:tc>
           <w:tcPr>
-            <w:tcW w:w="2543" w:type="dxa"/>
+            <w:tcW w:w="1722" w:type="dxa"/>
             <w:vMerge/>
           </w:tcPr>
           <w:p>
@@ -1366,7 +1372,7 @@
         </w:tc>
         <w:tc>
           <w:tcPr>
-            <w:tcW w:w="2967" w:type="dxa"/>
+            <w:tcW w:w="3788" w:type="dxa"/>
           </w:tcPr>
           <w:p>
             <w:pPr>
@@ -1424,7 +1430,7 @@
         </w:tc>
         <w:tc>
           <w:tcPr>
-            <w:tcW w:w="2543" w:type="dxa"/>
+            <w:tcW w:w="1722" w:type="dxa"/>
             <w:vMerge/>
           </w:tcPr>
           <w:p>
@@ -1437,7 +1443,7 @@
         </w:tc>
         <w:tc>
           <w:tcPr>
-            <w:tcW w:w="2967" w:type="dxa"/>
+            <w:tcW w:w="3788" w:type="dxa"/>
           </w:tcPr>
           <w:p>
             <w:pPr>
@@ -1495,7 +1501,7 @@
         </w:tc>
         <w:tc>
           <w:tcPr>
-            <w:tcW w:w="2543" w:type="dxa"/>
+            <w:tcW w:w="1722" w:type="dxa"/>
             <w:vMerge/>
           </w:tcPr>
           <w:p>
@@ -1508,7 +1514,8 @@
         </w:tc>
         <w:tc>
           <w:tcPr>
-            <w:tcW w:w="2967" w:type="dxa"/>
+            <w:tcW w:w="3788" w:type="dxa"/>
+            <w:shd w:val="clear" w:color="auto" w:fill="FFC000"/>
           </w:tcPr>
           <w:p>
             <w:pPr>
@@ -1572,7 +1579,7 @@
         </w:tc>
         <w:tc>
           <w:tcPr>
-            <w:tcW w:w="2543" w:type="dxa"/>
+            <w:tcW w:w="1722" w:type="dxa"/>
             <w:vMerge/>
           </w:tcPr>
           <w:p>
@@ -1585,7 +1592,7 @@
         </w:tc>
         <w:tc>
           <w:tcPr>
-            <w:tcW w:w="2967" w:type="dxa"/>
+            <w:tcW w:w="3788" w:type="dxa"/>
           </w:tcPr>
           <w:p>
             <w:pPr>
@@ -1643,7 +1650,7 @@
         </w:tc>
         <w:tc>
           <w:tcPr>
-            <w:tcW w:w="2543" w:type="dxa"/>
+            <w:tcW w:w="1722" w:type="dxa"/>
             <w:vMerge/>
           </w:tcPr>
           <w:p>
@@ -1656,7 +1663,8 @@
         </w:tc>
         <w:tc>
           <w:tcPr>
-            <w:tcW w:w="2967" w:type="dxa"/>
+            <w:tcW w:w="3788" w:type="dxa"/>
+            <w:shd w:val="clear" w:color="auto" w:fill="FFC000"/>
           </w:tcPr>
           <w:p>
             <w:pPr>
@@ -1720,7 +1728,7 @@
         </w:tc>
         <w:tc>
           <w:tcPr>
-            <w:tcW w:w="2543" w:type="dxa"/>
+            <w:tcW w:w="1722" w:type="dxa"/>
             <w:vMerge/>
           </w:tcPr>
           <w:p>
@@ -1733,7 +1741,7 @@
         </w:tc>
         <w:tc>
           <w:tcPr>
-            <w:tcW w:w="2967" w:type="dxa"/>
+            <w:tcW w:w="3788" w:type="dxa"/>
           </w:tcPr>
           <w:p>
             <w:pPr>
@@ -1791,7 +1799,7 @@
         </w:tc>
         <w:tc>
           <w:tcPr>
-            <w:tcW w:w="2543" w:type="dxa"/>
+            <w:tcW w:w="1722" w:type="dxa"/>
             <w:vMerge/>
           </w:tcPr>
           <w:p>
@@ -1804,7 +1812,8 @@
         </w:tc>
         <w:tc>
           <w:tcPr>
-            <w:tcW w:w="2967" w:type="dxa"/>
+            <w:tcW w:w="3788" w:type="dxa"/>
+            <w:shd w:val="clear" w:color="auto" w:fill="00B0F0"/>
           </w:tcPr>
           <w:p>
             <w:pPr>
@@ -1871,7 +1880,7 @@
         </w:tc>
         <w:tc>
           <w:tcPr>
-            <w:tcW w:w="2543" w:type="dxa"/>
+            <w:tcW w:w="1722" w:type="dxa"/>
             <w:vMerge/>
           </w:tcPr>
           <w:p>
@@ -1884,7 +1893,8 @@
         </w:tc>
         <w:tc>
           <w:tcPr>
-            <w:tcW w:w="2967" w:type="dxa"/>
+            <w:tcW w:w="3788" w:type="dxa"/>
+            <w:shd w:val="clear" w:color="auto" w:fill="00B0F0"/>
           </w:tcPr>
           <w:p>
             <w:pPr>
@@ -1948,7 +1958,7 @@
         </w:tc>
         <w:tc>
           <w:tcPr>
-            <w:tcW w:w="2543" w:type="dxa"/>
+            <w:tcW w:w="1722" w:type="dxa"/>
             <w:vMerge/>
           </w:tcPr>
           <w:p>
@@ -1961,7 +1971,8 @@
         </w:tc>
         <w:tc>
           <w:tcPr>
-            <w:tcW w:w="2967" w:type="dxa"/>
+            <w:tcW w:w="3788" w:type="dxa"/>
+            <w:shd w:val="clear" w:color="auto" w:fill="00B0F0"/>
           </w:tcPr>
           <w:p>
             <w:pPr>
@@ -2025,7 +2036,7 @@
         </w:tc>
         <w:tc>
           <w:tcPr>
-            <w:tcW w:w="2543" w:type="dxa"/>
+            <w:tcW w:w="1722" w:type="dxa"/>
             <w:vMerge/>
           </w:tcPr>
           <w:p>
@@ -2038,7 +2049,7 @@
         </w:tc>
         <w:tc>
           <w:tcPr>
-            <w:tcW w:w="2967" w:type="dxa"/>
+            <w:tcW w:w="3788" w:type="dxa"/>
           </w:tcPr>
           <w:p>
             <w:pPr>
@@ -2096,7 +2107,7 @@
         </w:tc>
         <w:tc>
           <w:tcPr>
-            <w:tcW w:w="2543" w:type="dxa"/>
+            <w:tcW w:w="1722" w:type="dxa"/>
             <w:vMerge/>
           </w:tcPr>
           <w:p>
@@ -2109,7 +2120,7 @@
         </w:tc>
         <w:tc>
           <w:tcPr>
-            <w:tcW w:w="2967" w:type="dxa"/>
+            <w:tcW w:w="3788" w:type="dxa"/>
           </w:tcPr>
           <w:p>
             <w:pPr>
@@ -2167,7 +2178,7 @@
         </w:tc>
         <w:tc>
           <w:tcPr>
-            <w:tcW w:w="2543" w:type="dxa"/>
+            <w:tcW w:w="1722" w:type="dxa"/>
             <w:vMerge/>
           </w:tcPr>
           <w:p>
@@ -2180,7 +2191,7 @@
         </w:tc>
         <w:tc>
           <w:tcPr>
-            <w:tcW w:w="2967" w:type="dxa"/>
+            <w:tcW w:w="3788" w:type="dxa"/>
           </w:tcPr>
           <w:p>
             <w:pPr>
@@ -2238,7 +2249,7 @@
         </w:tc>
         <w:tc>
           <w:tcPr>
-            <w:tcW w:w="2543" w:type="dxa"/>
+            <w:tcW w:w="1722" w:type="dxa"/>
             <w:vMerge/>
           </w:tcPr>
           <w:p>
@@ -2251,7 +2262,7 @@
         </w:tc>
         <w:tc>
           <w:tcPr>
-            <w:tcW w:w="2967" w:type="dxa"/>
+            <w:tcW w:w="3788" w:type="dxa"/>
           </w:tcPr>
           <w:p>
             <w:pPr>
@@ -2309,7 +2320,7 @@
         </w:tc>
         <w:tc>
           <w:tcPr>
-            <w:tcW w:w="2543" w:type="dxa"/>
+            <w:tcW w:w="1722" w:type="dxa"/>
             <w:vMerge/>
           </w:tcPr>
           <w:p>
@@ -2322,7 +2333,8 @@
         </w:tc>
         <w:tc>
           <w:tcPr>
-            <w:tcW w:w="2967" w:type="dxa"/>
+            <w:tcW w:w="3788" w:type="dxa"/>
+            <w:shd w:val="clear" w:color="auto" w:fill="FFC000"/>
           </w:tcPr>
           <w:p>
             <w:pPr>
@@ -2386,7 +2398,7 @@
         </w:tc>
         <w:tc>
           <w:tcPr>
-            <w:tcW w:w="2543" w:type="dxa"/>
+            <w:tcW w:w="1722" w:type="dxa"/>
             <w:vMerge/>
           </w:tcPr>
           <w:p>
@@ -2399,7 +2411,7 @@
         </w:tc>
         <w:tc>
           <w:tcPr>
-            <w:tcW w:w="2967" w:type="dxa"/>
+            <w:tcW w:w="3788" w:type="dxa"/>
           </w:tcPr>
           <w:p>
             <w:pPr>
@@ -2463,7 +2475,7 @@
         </w:tc>
         <w:tc>
           <w:tcPr>
-            <w:tcW w:w="2543" w:type="dxa"/>
+            <w:tcW w:w="1722" w:type="dxa"/>
           </w:tcPr>
           <w:p>
             <w:pPr>
@@ -2475,7 +2487,7 @@
         </w:tc>
         <w:tc>
           <w:tcPr>
-            <w:tcW w:w="2967" w:type="dxa"/>
+            <w:tcW w:w="3788" w:type="dxa"/>
           </w:tcPr>
           <w:p>
             <w:pPr>
@@ -2592,13 +2604,13 @@
         </w:tc>
         <w:tc>
           <w:tcPr>
-            <w:tcW w:w="2543" w:type="dxa"/>
-          </w:tcPr>
-          <w:p/>
-        </w:tc>
-        <w:tc>
-          <w:tcPr>
-            <w:tcW w:w="2967" w:type="dxa"/>
+            <w:tcW w:w="1722" w:type="dxa"/>
+          </w:tcPr>
+          <w:p/>
+        </w:tc>
+        <w:tc>
+          <w:tcPr>
+            <w:tcW w:w="3788" w:type="dxa"/>
           </w:tcPr>
           <w:p/>
         </w:tc>
@@ -2707,13 +2719,13 @@
         </w:tc>
         <w:tc>
           <w:tcPr>
-            <w:tcW w:w="2543" w:type="dxa"/>
-          </w:tcPr>
-          <w:p/>
-        </w:tc>
-        <w:tc>
-          <w:tcPr>
-            <w:tcW w:w="4286" w:type="dxa"/>
+            <w:tcW w:w="1722" w:type="dxa"/>
+          </w:tcPr>
+          <w:p/>
+        </w:tc>
+        <w:tc>
+          <w:tcPr>
+            <w:tcW w:w="5107" w:type="dxa"/>
             <w:gridSpan w:val="2"/>
           </w:tcPr>
           <w:p>
@@ -2817,13 +2829,13 @@
         </w:tc>
         <w:tc>
           <w:tcPr>
-            <w:tcW w:w="2543" w:type="dxa"/>
-          </w:tcPr>
-          <w:p/>
-        </w:tc>
-        <w:tc>
-          <w:tcPr>
-            <w:tcW w:w="4286" w:type="dxa"/>
+            <w:tcW w:w="1722" w:type="dxa"/>
+          </w:tcPr>
+          <w:p/>
+        </w:tc>
+        <w:tc>
+          <w:tcPr>
+            <w:tcW w:w="5107" w:type="dxa"/>
             <w:gridSpan w:val="2"/>
             <w:tcBorders>
               <w:bottom w:val="nil"/>
@@ -2927,13 +2939,13 @@
         </w:tc>
         <w:tc>
           <w:tcPr>
-            <w:tcW w:w="2543" w:type="dxa"/>
-          </w:tcPr>
-          <w:p/>
-        </w:tc>
-        <w:tc>
-          <w:tcPr>
-            <w:tcW w:w="4286" w:type="dxa"/>
+            <w:tcW w:w="1722" w:type="dxa"/>
+          </w:tcPr>
+          <w:p/>
+        </w:tc>
+        <w:tc>
+          <w:tcPr>
+            <w:tcW w:w="5107" w:type="dxa"/>
             <w:gridSpan w:val="2"/>
           </w:tcPr>
           <w:p/>
@@ -3043,13 +3055,13 @@
         </w:tc>
         <w:tc>
           <w:tcPr>
-            <w:tcW w:w="2543" w:type="dxa"/>
-          </w:tcPr>
-          <w:p/>
-        </w:tc>
-        <w:tc>
-          <w:tcPr>
-            <w:tcW w:w="4286" w:type="dxa"/>
+            <w:tcW w:w="1722" w:type="dxa"/>
+          </w:tcPr>
+          <w:p/>
+        </w:tc>
+        <w:tc>
+          <w:tcPr>
+            <w:tcW w:w="5107" w:type="dxa"/>
             <w:gridSpan w:val="2"/>
           </w:tcPr>
           <w:p>
@@ -3155,7 +3167,7 @@
         </w:tc>
         <w:tc>
           <w:tcPr>
-            <w:tcW w:w="2543" w:type="dxa"/>
+            <w:tcW w:w="1722" w:type="dxa"/>
           </w:tcPr>
           <w:p>
             <w:r>
@@ -3181,7 +3193,7 @@
         </w:tc>
         <w:tc>
           <w:tcPr>
-            <w:tcW w:w="4286" w:type="dxa"/>
+            <w:tcW w:w="5107" w:type="dxa"/>
             <w:gridSpan w:val="2"/>
           </w:tcPr>
           <w:p>
@@ -3293,13 +3305,13 @@
         </w:tc>
         <w:tc>
           <w:tcPr>
-            <w:tcW w:w="2543" w:type="dxa"/>
-          </w:tcPr>
-          <w:p/>
-        </w:tc>
-        <w:tc>
-          <w:tcPr>
-            <w:tcW w:w="4286" w:type="dxa"/>
+            <w:tcW w:w="1722" w:type="dxa"/>
+          </w:tcPr>
+          <w:p/>
+        </w:tc>
+        <w:tc>
+          <w:tcPr>
+            <w:tcW w:w="5107" w:type="dxa"/>
             <w:gridSpan w:val="2"/>
           </w:tcPr>
           <w:p/>
@@ -3411,13 +3423,13 @@
         </w:tc>
         <w:tc>
           <w:tcPr>
-            <w:tcW w:w="2543" w:type="dxa"/>
-          </w:tcPr>
-          <w:p/>
-        </w:tc>
-        <w:tc>
-          <w:tcPr>
-            <w:tcW w:w="4286" w:type="dxa"/>
+            <w:tcW w:w="1722" w:type="dxa"/>
+          </w:tcPr>
+          <w:p/>
+        </w:tc>
+        <w:tc>
+          <w:tcPr>
+            <w:tcW w:w="5107" w:type="dxa"/>
             <w:gridSpan w:val="2"/>
           </w:tcPr>
           <w:p>
@@ -3529,13 +3541,13 @@
         </w:tc>
         <w:tc>
           <w:tcPr>
-            <w:tcW w:w="2543" w:type="dxa"/>
-          </w:tcPr>
-          <w:p/>
-        </w:tc>
-        <w:tc>
-          <w:tcPr>
-            <w:tcW w:w="4286" w:type="dxa"/>
+            <w:tcW w:w="1722" w:type="dxa"/>
+          </w:tcPr>
+          <w:p/>
+        </w:tc>
+        <w:tc>
+          <w:tcPr>
+            <w:tcW w:w="5107" w:type="dxa"/>
             <w:gridSpan w:val="2"/>
           </w:tcPr>
           <w:p>
@@ -3648,13 +3660,13 @@
         </w:tc>
         <w:tc>
           <w:tcPr>
-            <w:tcW w:w="2543" w:type="dxa"/>
-          </w:tcPr>
-          <w:p/>
-        </w:tc>
-        <w:tc>
-          <w:tcPr>
-            <w:tcW w:w="4286" w:type="dxa"/>
+            <w:tcW w:w="1722" w:type="dxa"/>
+          </w:tcPr>
+          <w:p/>
+        </w:tc>
+        <w:tc>
+          <w:tcPr>
+            <w:tcW w:w="5107" w:type="dxa"/>
             <w:gridSpan w:val="2"/>
           </w:tcPr>
           <w:p/>
@@ -3688,13 +3700,13 @@
         </w:tc>
         <w:tc>
           <w:tcPr>
-            <w:tcW w:w="2543" w:type="dxa"/>
-          </w:tcPr>
-          <w:p/>
-        </w:tc>
-        <w:tc>
-          <w:tcPr>
-            <w:tcW w:w="4286" w:type="dxa"/>
+            <w:tcW w:w="1722" w:type="dxa"/>
+          </w:tcPr>
+          <w:p/>
+        </w:tc>
+        <w:tc>
+          <w:tcPr>
+            <w:tcW w:w="5107" w:type="dxa"/>
             <w:gridSpan w:val="2"/>
           </w:tcPr>
           <w:p/>
@@ -3728,13 +3740,13 @@
         </w:tc>
         <w:tc>
           <w:tcPr>
-            <w:tcW w:w="2543" w:type="dxa"/>
-          </w:tcPr>
-          <w:p/>
-        </w:tc>
-        <w:tc>
-          <w:tcPr>
-            <w:tcW w:w="4286" w:type="dxa"/>
+            <w:tcW w:w="1722" w:type="dxa"/>
+          </w:tcPr>
+          <w:p/>
+        </w:tc>
+        <w:tc>
+          <w:tcPr>
+            <w:tcW w:w="5107" w:type="dxa"/>
             <w:gridSpan w:val="2"/>
           </w:tcPr>
           <w:p/>
@@ -20166,7 +20178,7 @@
 </file>
 
 <file path=customXml/itemProps1.xml><?xml version="1.0" encoding="utf-8"?>
-<ds:datastoreItem xmlns:ds="http://schemas.openxmlformats.org/officeDocument/2006/customXml" ds:itemID="{DE4554E5-3CB3-4CBE-A4BE-D5344552A23E}">
+<ds:datastoreItem xmlns:ds="http://schemas.openxmlformats.org/officeDocument/2006/customXml" ds:itemID="{DDAE0756-824D-412B-9405-77C0558E5ACF}">
   <ds:schemaRefs>
     <ds:schemaRef ds:uri="http://schemas.openxmlformats.org/officeDocument/2006/bibliography"/>
   </ds:schemaRefs>
